--- a/public/resume/igor-kupchinenko-interactive-product-resume.docx
+++ b/public/resume/igor-kupchinenko-interactive-product-resume.docx
@@ -115,7 +115,7 @@
           <w:color w:val="1F2933"/>
           <w:sz w:val="19"/>
         </w:rPr>
-        <w:t>I design interactive product experiences and build the systems that make them real. I work from the user's desired capability through product shape, interaction flow, feedback, state, rules, interface, backend behavior, data, integrations, and delivery. The strongest evidence is repeated ownership of the whole experience: a production food-ordering product, rapid mobile-game prototypes, an independent learning product, stateful fintech workflows, and completed games shaped through player feedback.</w:t>
+        <w:t>I design interactive product experiences and build or direct the systems that make them real. I work from the user's desired capability through product shape, interaction flow, feedback, state, rules, interface, backend behavior, data, integrations, and delivery. The strongest evidence is repeated ownership of the whole experience: a released native macOS analysis product created from idea through launch film, a production food-ordering product, an independent learning product, stateful fintech workflows, and completed games shaped through player feedback.</w:t>
       </w:r>
     </w:p>
     <w:p>
@@ -148,7 +148,7 @@
           <w:color w:val="1F2933"/>
           <w:sz w:val="18"/>
         </w:rPr>
-        <w:t>product shaping, interaction design, user and player flows, stateful UX, feedback, adaptive mobile interfaces, scope decisions, usability iteration, and mechanic design</w:t>
+        <w:t>product direction, information architecture, interaction design, user and player flows, stateful UX, visual identity, motion direction, adaptive interfaces, usability iteration, and mechanic design</w:t>
       </w:r>
     </w:p>
     <w:p>
@@ -214,7 +214,7 @@
           <w:color w:val="1F2933"/>
           <w:sz w:val="18"/>
         </w:rPr>
-        <w:t>autonomous startup decisions, rapid prototyping, requirements clarification, tool selection, technical investigation, benchmarking, feedback-driven changes, mentoring, and teaching</w:t>
+        <w:t>autonomous startup decisions, specification-led AI development, rapid prototyping, requirements clarification, tool selection, technical investigation, benchmarking, feedback-driven changes, mentoring, and teaching</w:t>
       </w:r>
     </w:p>
     <w:p>
@@ -226,6 +226,125 @@
       </w:pPr>
       <w:r>
         <w:t>RELEVANT PRODUCT EXPERIENCE</w:t>
+      </w:r>
+    </w:p>
+    <w:p>
+      <w:pPr>
+        <w:pStyle w:val="Heading2"/>
+        <w:tabs>
+          <w:tab w:pos="10224" w:val="right"/>
+        </w:tabs>
+      </w:pPr>
+      <w:r>
+        <w:rPr>
+          <w:b/>
+          <w:i w:val="0"/>
+          <w:color w:val="1F2933"/>
+          <w:sz w:val="20"/>
+        </w:rPr>
+        <w:t>Product Designer &amp; Creative Director</w:t>
+      </w:r>
+      <w:r>
+        <w:rPr>
+          <w:b w:val="0"/>
+          <w:i w:val="0"/>
+          <w:color w:val="1F2933"/>
+          <w:sz w:val="20"/>
+        </w:rPr>
+        <w:t xml:space="preserve"> | Observatory, independent macOS product</w:t>
+      </w:r>
+      <w:r>
+        <w:rPr>
+          <w:b/>
+          <w:i w:val="0"/>
+          <w:color w:val="525C66"/>
+          <w:sz w:val="18"/>
+        </w:rPr>
+        <w:tab/>
+        <w:t>Released 2026</w:t>
+      </w:r>
+    </w:p>
+    <w:p>
+      <w:pPr>
+        <w:pStyle w:val="ProjectDetail"/>
+      </w:pPr>
+      <w:r>
+        <w:rPr>
+          <w:b w:val="0"/>
+          <w:i/>
+          <w:color w:val="525C66"/>
+          <w:sz w:val="18"/>
+        </w:rPr>
+        <w:t xml:space="preserve">macOS, product direction, UX/UI, visual identity, launch film | </w:t>
+      </w:r>
+      <w:hyperlink r:id="rId13">
+        <w:r>
+          <w:rPr>
+            <w:color w:val="1D4E79"/>
+            <w:i/>
+            <w:sz w:val="18"/>
+            <w:szCs w:val="18"/>
+            <w:u w:val="single"/>
+          </w:rPr>
+          <w:t>github.com/KidPudel/Observatory</w:t>
+        </w:r>
+      </w:hyperlink>
+    </w:p>
+    <w:p>
+      <w:pPr>
+        <w:pStyle w:val="ResumeBullet"/>
+        <w:keepLines/>
+        <w:numPr>
+          <w:ilvl w:val="0"/>
+          <w:numId w:val="10"/>
+        </w:numPr>
+      </w:pPr>
+      <w:r>
+        <w:rPr>
+          <w:b w:val="0"/>
+          <w:i w:val="0"/>
+          <w:color w:val="1F2933"/>
+          <w:sz w:val="19"/>
+        </w:rPr>
+        <w:t>Created a native macOS activity monitor that groups related processes into application totals, runs controlled tests for one to four applications, and keeps results local, reopenable, and comparable.</w:t>
+      </w:r>
+    </w:p>
+    <w:p>
+      <w:pPr>
+        <w:pStyle w:val="ResumeBullet"/>
+        <w:keepLines/>
+        <w:numPr>
+          <w:ilvl w:val="0"/>
+          <w:numId w:val="10"/>
+        </w:numPr>
+      </w:pPr>
+      <w:r>
+        <w:rPr>
+          <w:b w:val="0"/>
+          <w:i w:val="0"/>
+          <w:color w:val="1F2933"/>
+          <w:sz w:val="19"/>
+        </w:rPr>
+        <w:t>Owned the product idea, feature and behavior specifications, information architecture, interaction flows, UX/UI, telescope artwork, visual identity, and graphic design.</w:t>
+      </w:r>
+    </w:p>
+    <w:p>
+      <w:pPr>
+        <w:pStyle w:val="ResumeBullet"/>
+        <w:keepLines/>
+        <w:numPr>
+          <w:ilvl w:val="0"/>
+          <w:numId w:val="10"/>
+        </w:numPr>
+      </w:pPr>
+      <w:r>
+        <w:rPr>
+          <w:b w:val="0"/>
+          <w:i w:val="0"/>
+          <w:color w:val="1F2933"/>
+          <w:sz w:val="19"/>
+        </w:rPr>
+        <w:t>Directed AI-created application code from authored specifications and carried the same identity into a 2:11 launch film through motion, effects, editing, and sound design.</w:t>
       </w:r>
     </w:p>
     <w:p>
@@ -454,6 +573,25 @@
     </w:p>
     <w:p>
       <w:pPr>
+        <w:spacing w:before="0" w:after="0"/>
+      </w:pPr>
+      <w:r>
+        <w:br w:type="page"/>
+      </w:r>
+    </w:p>
+    <w:p>
+      <w:pPr>
+        <w:pStyle w:val="Heading1"/>
+        <w:pBdr>
+          <w:bottom w:val="single" w:sz="5" w:space="1" w:color="B9C5D1"/>
+        </w:pBdr>
+      </w:pPr>
+      <w:r>
+        <w:t>RELEVANT PRODUCT EXPERIENCE (CONTINUED)</w:t>
+      </w:r>
+    </w:p>
+    <w:p>
+      <w:pPr>
         <w:pStyle w:val="Heading2"/>
         <w:tabs>
           <w:tab w:pos="10224" w:val="right"/>
@@ -553,14 +691,6 @@
           <w:sz w:val="19"/>
         </w:rPr>
         <w:t>Connected chat, saved learning state, practice eligibility, freehand input, and accuracy feedback into one useful capability rather than a collection of disconnected features.</w:t>
-      </w:r>
-    </w:p>
-    <w:p>
-      <w:pPr>
-        <w:spacing w:before="0" w:after="0"/>
-      </w:pPr>
-      <w:r>
-        <w:br w:type="page"/>
       </w:r>
     </w:p>
     <w:p>
